--- a/08_Arrays/Übungen/LottoQuickTipp/LottoQuickTipp.docx
+++ b/08_Arrays/Übungen/LottoQuickTipp/LottoQuickTipp.docx
@@ -19,13 +19,8 @@
         </w:numPr>
       </w:pPr>
       <w:bookmarkStart w:id="0" w:name="_Hlk89767996"/>
-      <w:proofErr w:type="spellStart"/>
-      <w:r>
-        <w:t>For</w:t>
-      </w:r>
-      <w:proofErr w:type="spellEnd"/>
-      <w:r>
-        <w:t>-Schleife</w:t>
+      <w:r>
+        <w:t>For-Schleife</w:t>
       </w:r>
     </w:p>
     <w:p>
@@ -108,7 +103,13 @@
         <w:t xml:space="preserve">, aber unterschiedlichen </w:t>
       </w:r>
       <w:r>
-        <w:t xml:space="preserve">Zahlen zwischen 1 und 45. </w:t>
+        <w:t xml:space="preserve">Zahlen zwischen 1 und </w:t>
+      </w:r>
+      <w:r>
+        <w:t>„maxNo“ (wird als Parameter übergeben)</w:t>
+      </w:r>
+      <w:r>
+        <w:t xml:space="preserve">. </w:t>
       </w:r>
     </w:p>
     <w:p>
@@ -121,15 +122,7 @@
     </w:p>
     <w:p>
       <w:r>
-        <w:t xml:space="preserve">Die oben gesuchte Methode wird </w:t>
-      </w:r>
-      <w:proofErr w:type="gramStart"/>
-      <w:r>
-        <w:t>10 mal</w:t>
-      </w:r>
-      <w:proofErr w:type="gramEnd"/>
-      <w:r>
-        <w:t xml:space="preserve"> aufgerufen um 10 unterschiedliche Quick-Tipps zu bekommen. Die Ausgabe k</w:t>
+        <w:t>Die oben gesuchte Methode wird 10 mal aufgerufen um 10 unterschiedliche Quick-Tipps zu bekommen. Die Ausgabe k</w:t>
       </w:r>
       <w:r>
         <w:t>ö</w:t>
@@ -141,18 +134,32 @@
     <w:p>
       <w:pPr>
         <w:pStyle w:val="berschrift2"/>
+      </w:pPr>
+      <w:r>
+        <w:t>Bildschirmausgabe</w:t>
+      </w:r>
+    </w:p>
+    <w:p>
+      <w:pPr>
+        <w:spacing w:after="0" w:line="240" w:lineRule="auto"/>
         <w:rPr>
-          <w:lang w:val="en-US"/>
+          <w:rFonts w:ascii="Courier New" w:hAnsi="Courier New" w:cs="Courier New"/>
         </w:rPr>
       </w:pPr>
-      <w:proofErr w:type="spellStart"/>
-      <w:r>
+    </w:p>
+    <w:p>
+      <w:pPr>
+        <w:spacing w:after="0" w:line="240" w:lineRule="auto"/>
         <w:rPr>
-          <w:lang w:val="en-US"/>
+          <w:rFonts w:ascii="Courier New" w:hAnsi="Courier New" w:cs="Courier New"/>
         </w:rPr>
-        <w:t>Bildschirmausgabe</w:t>
-      </w:r>
-      <w:proofErr w:type="spellEnd"/>
+      </w:pPr>
+      <w:r>
+        <w:rPr>
+          <w:rFonts w:ascii="Courier New" w:hAnsi="Courier New" w:cs="Courier New"/>
+        </w:rPr>
+        <w:t>Lotto-Quicktip:</w:t>
+      </w:r>
     </w:p>
     <w:p>
       <w:pPr>
@@ -162,6 +169,13 @@
           <w:lang w:val="en-US"/>
         </w:rPr>
       </w:pPr>
+      <w:r>
+        <w:rPr>
+          <w:rFonts w:ascii="Courier New" w:hAnsi="Courier New" w:cs="Courier New"/>
+          <w:lang w:val="en-US"/>
+        </w:rPr>
+        <w:t>****************</w:t>
+      </w:r>
     </w:p>
     <w:p>
       <w:pPr>
@@ -176,23 +190,14 @@
           <w:rFonts w:ascii="Courier New" w:hAnsi="Courier New" w:cs="Courier New"/>
           <w:lang w:val="en-US"/>
         </w:rPr>
-        <w:t>Lotto-</w:t>
-      </w:r>
-      <w:proofErr w:type="spellStart"/>
+        <w:t xml:space="preserve"> </w:t>
+      </w:r>
       <w:r>
         <w:rPr>
           <w:rFonts w:ascii="Courier New" w:hAnsi="Courier New" w:cs="Courier New"/>
           <w:lang w:val="en-US"/>
         </w:rPr>
-        <w:t>Quicktip</w:t>
-      </w:r>
-      <w:proofErr w:type="spellEnd"/>
-      <w:r>
-        <w:rPr>
-          <w:rFonts w:ascii="Courier New" w:hAnsi="Courier New" w:cs="Courier New"/>
-          <w:lang w:val="en-US"/>
-        </w:rPr>
-        <w:t>:</w:t>
+        <w:t>1. Quick-Tip: 9,21,23,34,35,41</w:t>
       </w:r>
     </w:p>
     <w:p>
@@ -208,7 +213,14 @@
           <w:rFonts w:ascii="Courier New" w:hAnsi="Courier New" w:cs="Courier New"/>
           <w:lang w:val="en-US"/>
         </w:rPr>
-        <w:t>****************</w:t>
+        <w:t xml:space="preserve"> </w:t>
+      </w:r>
+      <w:r>
+        <w:rPr>
+          <w:rFonts w:ascii="Courier New" w:hAnsi="Courier New" w:cs="Courier New"/>
+          <w:lang w:val="en-US"/>
+        </w:rPr>
+        <w:t>2. Quick-Tip: 3,7,10,25,28,43</w:t>
       </w:r>
     </w:p>
     <w:p>
@@ -224,7 +236,14 @@
           <w:rFonts w:ascii="Courier New" w:hAnsi="Courier New" w:cs="Courier New"/>
           <w:lang w:val="en-US"/>
         </w:rPr>
-        <w:t>1. Quick-Tip: 9,21,23,34,35,41</w:t>
+        <w:t xml:space="preserve"> </w:t>
+      </w:r>
+      <w:r>
+        <w:rPr>
+          <w:rFonts w:ascii="Courier New" w:hAnsi="Courier New" w:cs="Courier New"/>
+          <w:lang w:val="en-US"/>
+        </w:rPr>
+        <w:t>3. Quick-Tip: 5,10,14,17,27,45</w:t>
       </w:r>
     </w:p>
     <w:p>
@@ -240,7 +259,14 @@
           <w:rFonts w:ascii="Courier New" w:hAnsi="Courier New" w:cs="Courier New"/>
           <w:lang w:val="en-US"/>
         </w:rPr>
-        <w:t>2. Quick-Tip: 3,7,10,25,28,43</w:t>
+        <w:t xml:space="preserve"> </w:t>
+      </w:r>
+      <w:r>
+        <w:rPr>
+          <w:rFonts w:ascii="Courier New" w:hAnsi="Courier New" w:cs="Courier New"/>
+          <w:lang w:val="en-US"/>
+        </w:rPr>
+        <w:t>4. Quick-Tip: 1,3,10,11,19,38</w:t>
       </w:r>
     </w:p>
     <w:p>
@@ -256,7 +282,14 @@
           <w:rFonts w:ascii="Courier New" w:hAnsi="Courier New" w:cs="Courier New"/>
           <w:lang w:val="en-US"/>
         </w:rPr>
-        <w:t>3. Quick-Tip: 5,10,14,17,27,45</w:t>
+        <w:t xml:space="preserve"> </w:t>
+      </w:r>
+      <w:r>
+        <w:rPr>
+          <w:rFonts w:ascii="Courier New" w:hAnsi="Courier New" w:cs="Courier New"/>
+          <w:lang w:val="en-US"/>
+        </w:rPr>
+        <w:t>5. Quick-Tip: 2,15,21,28,39,42</w:t>
       </w:r>
     </w:p>
     <w:p>
@@ -272,7 +305,14 @@
           <w:rFonts w:ascii="Courier New" w:hAnsi="Courier New" w:cs="Courier New"/>
           <w:lang w:val="en-US"/>
         </w:rPr>
-        <w:t>4. Quick-Tip: 1,3,10,11,19,38</w:t>
+        <w:t xml:space="preserve"> </w:t>
+      </w:r>
+      <w:r>
+        <w:rPr>
+          <w:rFonts w:ascii="Courier New" w:hAnsi="Courier New" w:cs="Courier New"/>
+          <w:lang w:val="en-US"/>
+        </w:rPr>
+        <w:t>6. Quick-Tip: 9,13,15,23,32,34</w:t>
       </w:r>
     </w:p>
     <w:p>
@@ -288,7 +328,14 @@
           <w:rFonts w:ascii="Courier New" w:hAnsi="Courier New" w:cs="Courier New"/>
           <w:lang w:val="en-US"/>
         </w:rPr>
-        <w:t>5. Quick-Tip: 2,15,21,28,39,42</w:t>
+        <w:t xml:space="preserve"> </w:t>
+      </w:r>
+      <w:r>
+        <w:rPr>
+          <w:rFonts w:ascii="Courier New" w:hAnsi="Courier New" w:cs="Courier New"/>
+          <w:lang w:val="en-US"/>
+        </w:rPr>
+        <w:t>7. Quick-Tip: 6,10,20,28,35,40</w:t>
       </w:r>
     </w:p>
     <w:p>
@@ -304,7 +351,14 @@
           <w:rFonts w:ascii="Courier New" w:hAnsi="Courier New" w:cs="Courier New"/>
           <w:lang w:val="en-US"/>
         </w:rPr>
-        <w:t>6. Quick-Tip: 9,13,15,23,32,34</w:t>
+        <w:t xml:space="preserve"> </w:t>
+      </w:r>
+      <w:r>
+        <w:rPr>
+          <w:rFonts w:ascii="Courier New" w:hAnsi="Courier New" w:cs="Courier New"/>
+          <w:lang w:val="en-US"/>
+        </w:rPr>
+        <w:t>8. Quick-Tip: 1,22,24,27,39,42</w:t>
       </w:r>
     </w:p>
     <w:p>
@@ -320,33 +374,8 @@
           <w:rFonts w:ascii="Courier New" w:hAnsi="Courier New" w:cs="Courier New"/>
           <w:lang w:val="en-US"/>
         </w:rPr>
-        <w:t>7. Quick-Tip: 6,10,20,28,35,40</w:t>
-      </w:r>
-    </w:p>
-    <w:p>
-      <w:pPr>
-        <w:spacing w:after="0" w:line="240" w:lineRule="auto"/>
-        <w:rPr>
-          <w:rFonts w:ascii="Courier New" w:hAnsi="Courier New" w:cs="Courier New"/>
-          <w:lang w:val="en-US"/>
-        </w:rPr>
-      </w:pPr>
-      <w:r>
-        <w:rPr>
-          <w:rFonts w:ascii="Courier New" w:hAnsi="Courier New" w:cs="Courier New"/>
-          <w:lang w:val="en-US"/>
-        </w:rPr>
-        <w:t>8. Quick-Tip: 1,22,24,27,39,42</w:t>
-      </w:r>
-    </w:p>
-    <w:p>
-      <w:pPr>
-        <w:spacing w:after="0" w:line="240" w:lineRule="auto"/>
-        <w:rPr>
-          <w:rFonts w:ascii="Courier New" w:hAnsi="Courier New" w:cs="Courier New"/>
-          <w:lang w:val="en-US"/>
-        </w:rPr>
-      </w:pPr>
+        <w:t xml:space="preserve"> </w:t>
+      </w:r>
       <w:r>
         <w:rPr>
           <w:rFonts w:ascii="Courier New" w:hAnsi="Courier New" w:cs="Courier New"/>
@@ -396,6 +425,19 @@
         <w:ind w:left="284"/>
       </w:pPr>
       <w:r>
+        <w:t>Schreiben Sie eine Methode zur Konvertierung eines Tipps in einen String. Dabei werden alle Zahlen des Tipps durch Bestrich getrennt in den String geschrieben.</w:t>
+      </w:r>
+    </w:p>
+    <w:p>
+      <w:pPr>
+        <w:pStyle w:val="Listenabsatz"/>
+        <w:numPr>
+          <w:ilvl w:val="0"/>
+          <w:numId w:val="21"/>
+        </w:numPr>
+        <w:ind w:left="284"/>
+      </w:pPr>
+      <w:r>
         <w:t>Das österreichische Lotto</w:t>
       </w:r>
       <w:r>
@@ -406,15 +448,7 @@
       </w:r>
       <w:r>
         <w:br/>
-        <w:t xml:space="preserve">Vielleicht kommt eine Lotto-Gesellschaft auf die Idee </w:t>
-      </w:r>
-      <w:proofErr w:type="gramStart"/>
-      <w:r>
-        <w:t>7</w:t>
-      </w:r>
-      <w:proofErr w:type="gramEnd"/>
-      <w:r>
-        <w:t xml:space="preserve"> anstatt 6 Zahlen zu verwenden.</w:t>
+        <w:t>Vielleicht kommt eine Lotto-Gesellschaft auf die Idee 7 anstatt 6 Zahlen zu verwenden.</w:t>
       </w:r>
       <w:r>
         <w:br/>
